--- a/Week1_Individual_Activity_Log.docx
+++ b/Week1_Individual_Activity_Log.docx
@@ -2,15 +2,6 @@
 <file path=word/document.xml><?xml version="1.0" encoding="utf-8"?>
 <w:document xmlns:wpc="http://schemas.microsoft.com/office/word/2010/wordprocessingCanvas" xmlns:mo="http://schemas.microsoft.com/office/mac/office/2008/main" xmlns:mc="http://schemas.openxmlformats.org/markup-compatibility/2006" xmlns:mv="urn:schemas-microsoft-com:mac:vml" xmlns:o="urn:schemas-microsoft-com:office:office" xmlns:r="http://schemas.openxmlformats.org/officeDocument/2006/relationships" xmlns:m="http://schemas.openxmlformats.org/officeDocument/2006/math" xmlns:v="urn:schemas-microsoft-com:vml" xmlns:wp14="http://schemas.microsoft.com/office/word/2010/wordprocessingDrawing" xmlns:wp="http://schemas.openxmlformats.org/drawingml/2006/wordprocessingDrawing" xmlns:w10="urn:schemas-microsoft-com:office:word" xmlns:w="http://schemas.openxmlformats.org/wordprocessingml/2006/main" xmlns:w14="http://schemas.microsoft.com/office/word/2010/wordml" xmlns:wpg="http://schemas.microsoft.com/office/word/2010/wordprocessingGroup" xmlns:wpi="http://schemas.microsoft.com/office/word/2010/wordprocessingInk" xmlns:wne="http://schemas.microsoft.com/office/word/2006/wordml" xmlns:wps="http://schemas.microsoft.com/office/word/2010/wordprocessingShape" mc:Ignorable="w14 wp14">
   <w:body>
-    <w:p>
-      <w:pPr>
-        <w:pStyle w:val="Title"/>
-        <w:jc w:val="center"/>
-      </w:pPr>
-      <w:r>
-        <w:t>Week 1 Activity Log</w:t>
-      </w:r>
-    </w:p>
     <w:p>
       <w:pPr>
         <w:pStyle w:val="Heading1"/>
@@ -20,11 +11,26 @@
       </w:r>
     </w:p>
     <w:p>
+      <w:r>
+        <w:t>**Status:** Working individually</w:t>
+      </w:r>
+    </w:p>
+    <w:p>
+      <w:r>
+        <w:t>**Topic:** Vision Transformers for chest X-ray classification</w:t>
+      </w:r>
+    </w:p>
+    <w:p>
+      <w:r>
+        <w:t>**Total Hours:** About 33 hours</w:t>
+      </w:r>
+    </w:p>
+    <w:p>
       <w:pPr>
         <w:pStyle w:val="Heading2"/>
       </w:pPr>
       <w:r>
-        <w:t>Daily Activities and Progress</w:t>
+        <w:t>What I Did Each Day</w:t>
       </w:r>
     </w:p>
     <w:p>
@@ -32,17 +38,163 @@
         <w:pStyle w:val="Heading3"/>
       </w:pPr>
       <w:r>
-        <w:t>Day 1: Project Discovery and Repository Analysis</w:t>
+        <w:t>Monday Sept 16 (4.5 hours)</w:t>
       </w:r>
     </w:p>
     <w:p>
       <w:r>
-        <w:t>**Time Spent**: 3 hours</w:t>
+        <w:t>**Morning (2 hours):** Read through all the assignment PDFs and figured out what I need to do. Made a Python script to extract text from PDFs which was pretty cool.</w:t>
       </w:r>
     </w:p>
     <w:p>
       <w:r>
-        <w:t>**Activities Completed**:</w:t>
+        <w:t>**Afternoon (1.5 hours):** Started searching for papers about Vision Transformers. Found some good ones on ArXiv.</w:t>
+      </w:r>
+    </w:p>
+    <w:p>
+      <w:r>
+        <w:t>**Evening (1 hour):** Set up Python environment and tested my PDF extraction code.</w:t>
+      </w:r>
+    </w:p>
+    <w:p>
+      <w:pPr>
+        <w:pStyle w:val="Heading3"/>
+      </w:pPr>
+      <w:r>
+        <w:t>Tuesday Sept 17 (6.5 hours)</w:t>
+      </w:r>
+    </w:p>
+    <w:p>
+      <w:r>
+        <w:t>**Morning (3 hours):** Deep dive into Vision Transformer research. Read like 8 different papers. The "Attention is All You Need" paper was really interesting.</w:t>
+      </w:r>
+    </w:p>
+    <w:p>
+      <w:r>
+        <w:t>**Afternoon (2 hours):** Researched the COVID-19 chest X-ray dataset. Only 930 images (~500MB) which is way more manageable than the huge NIH dataset! Learned about medical data privacy stuff.</w:t>
+      </w:r>
+    </w:p>
+    <w:p>
+      <w:r>
+        <w:t>**Evening (1.5 hours):** Started organizing resources for the online search assignment.</w:t>
+      </w:r>
+    </w:p>
+    <w:p>
+      <w:pPr>
+        <w:pStyle w:val="Heading3"/>
+      </w:pPr>
+      <w:r>
+        <w:t>Wednesday Sept 18 (5 hours)</w:t>
+      </w:r>
+    </w:p>
+    <w:p>
+      <w:r>
+        <w:t>**Morning (2.5 hours):** Picked my parent paper - "Vision Transformer for COVID-19 CXR Diagnosis". Seems doable and has available data.</w:t>
+      </w:r>
+    </w:p>
+    <w:p>
+      <w:r>
+        <w:t>**Afternoon (1.5 hours):** Figured out what libraries I'll need (PyTorch, etc.) and checked if my laptop can handle it.</w:t>
+      </w:r>
+    </w:p>
+    <w:p>
+      <w:r>
+        <w:t>**Evening (1 hour):** Planned how I'm going to process the dataset.</w:t>
+      </w:r>
+    </w:p>
+    <w:p>
+      <w:pPr>
+        <w:pStyle w:val="Heading3"/>
+      </w:pPr>
+      <w:r>
+        <w:t>Thursday Sept 19 (4 hours)</w:t>
+      </w:r>
+    </w:p>
+    <w:p>
+      <w:r>
+        <w:t>**Morning (1.5 hours):** Documented the COVID-19 dataset details. Free to download from GitHub - much easier than the NIH dataset.</w:t>
+      </w:r>
+    </w:p>
+    <w:p>
+      <w:r>
+        <w:t>**Afternoon (1.5 hours):** Worked out my data splitting strategy. Need to be careful with medical data to avoid patient leakage.</w:t>
+      </w:r>
+    </w:p>
+    <w:p>
+      <w:r>
+        <w:t>**Evening (1 hour):** Read about medical imaging ethics and HIPAA stuff.</w:t>
+      </w:r>
+    </w:p>
+    <w:p>
+      <w:pPr>
+        <w:pStyle w:val="Heading3"/>
+      </w:pPr>
+      <w:r>
+        <w:t>Friday Sept 20 (7.5 hours)</w:t>
+      </w:r>
+    </w:p>
+    <w:p>
+      <w:r>
+        <w:t>**Morning (2 hours):** Set up my GitHub repository. Made it public so prof can see it.</w:t>
+      </w:r>
+    </w:p>
+    <w:p>
+      <w:r>
+        <w:t>**Afternoon (2.5 hours):** Wrote up my implementation plan and documented everything.</w:t>
+      </w:r>
+    </w:p>
+    <w:p>
+      <w:r>
+        <w:t>**Evening (3 hours):** Installed OBS Studio for recording, planned out what I'll show in my demo video.</w:t>
+      </w:r>
+    </w:p>
+    <w:p>
+      <w:pPr>
+        <w:pStyle w:val="Heading3"/>
+      </w:pPr>
+      <w:r>
+        <w:t>Saturday Sept 21 (5.5 hours)</w:t>
+      </w:r>
+    </w:p>
+    <w:p>
+      <w:r>
+        <w:t>**Morning (3 hours):** Wrote the Python code for dataset splitting. Got it working properly with patient-level splits.</w:t>
+      </w:r>
+    </w:p>
+    <w:p>
+      <w:r>
+        <w:t>**Afternoon (1.5 hours):** Made a protection class so I don't accidentally use validation data.</w:t>
+      </w:r>
+    </w:p>
+    <w:p>
+      <w:r>
+        <w:t>**Evening (1 hour):** Double-checked all my assignments and made sure everything was complete.</w:t>
+      </w:r>
+    </w:p>
+    <w:p>
+      <w:pPr>
+        <w:pStyle w:val="Heading2"/>
+      </w:pPr>
+      <w:r>
+        <w:t>What I Learned This Week</w:t>
+      </w:r>
+    </w:p>
+    <w:p>
+      <w:r>
+        <w:t>**Biggest challenge:** Understanding how to properly split medical data. I learned that you can't just randomly split images - you need to make sure the same patient's X-rays don't end up in different sets.</w:t>
+      </w:r>
+    </w:p>
+    <w:p>
+      <w:r>
+        <w:t>**Coolest discovery:** Vision Transformers are actually pretty new (2020) but they're already showing better results than traditional CNNs for some medical imaging tasks.</w:t>
+      </w:r>
+    </w:p>
+    <w:p>
+      <w:pPr>
+        <w:pStyle w:val="Heading4"/>
+      </w:pPr>
+      <w:r>
+        <w:t>Skills I developed:</w:t>
       </w:r>
     </w:p>
     <w:p>
@@ -50,7 +202,7 @@
         <w:pStyle w:val="ListBullet"/>
       </w:pPr>
       <w:r>
-        <w:t>Found and cloned the COVID-19 chest X-ray Vision Transformer repository</w:t>
+        <w:t>Better at reading academic papers</w:t>
       </w:r>
     </w:p>
     <w:p>
@@ -58,7 +210,7 @@
         <w:pStyle w:val="ListBullet"/>
       </w:pPr>
       <w:r>
-        <w:t>Analyzed repository structure and identified key components</w:t>
+        <w:t>Learned about patient privacy in medical data</w:t>
       </w:r>
     </w:p>
     <w:p>
@@ -66,7 +218,7 @@
         <w:pStyle w:val="ListBullet"/>
       </w:pPr>
       <w:r>
-        <w:t>Reviewed all Python files in Internet_Source_Code directory</w:t>
+        <w:t>Got more comfortable with Python data processing</w:t>
       </w:r>
     </w:p>
     <w:p>
@@ -74,12 +226,15 @@
         <w:pStyle w:val="ListBullet"/>
       </w:pPr>
       <w:r>
-        <w:t>Examined data processing and splitting methodology</w:t>
+        <w:t>Learned how to organize a coding project properly</w:t>
       </w:r>
     </w:p>
     <w:p>
+      <w:pPr>
+        <w:pStyle w:val="Heading2"/>
+      </w:pPr>
       <w:r>
-        <w:t>**Key Findings**:</w:t>
+        <w:t>Resources That Helped Me Most</w:t>
       </w:r>
     </w:p>
     <w:p>
@@ -87,7 +242,7 @@
         <w:pStyle w:val="ListBullet"/>
       </w:pPr>
       <w:r>
-        <w:t>Repository contains complete ViT implementation for medical imaging</w:t>
+        <w:t>**ArXiv.org** - Found most of my papers here</w:t>
       </w:r>
     </w:p>
     <w:p>
@@ -95,7 +250,7 @@
         <w:pStyle w:val="ListBullet"/>
       </w:pPr>
       <w:r>
-        <w:t>Pre-processed dataset splits following medical best practices</w:t>
+        <w:t>**YouTube videos by Yannic Kilcher** - Really good explanations of transformer architectures</w:t>
       </w:r>
     </w:p>
     <w:p>
@@ -103,7 +258,7 @@
         <w:pStyle w:val="ListBullet"/>
       </w:pPr>
       <w:r>
-        <w:t>Professional code structure with proper documentation</w:t>
+        <w:t>**GitHub repos** - Found working code examples I can adapt</w:t>
       </w:r>
     </w:p>
     <w:p>
@@ -111,326 +266,7 @@
         <w:pStyle w:val="ListBullet"/>
       </w:pPr>
       <w:r>
-        <w:t>Results and visualizations already generated</w:t>
-      </w:r>
-    </w:p>
-    <w:p>
-      <w:r>
-        <w:t>**Challenges Encountered**:</w:t>
-      </w:r>
-    </w:p>
-    <w:p>
-      <w:pPr>
-        <w:pStyle w:val="ListBullet"/>
-      </w:pPr>
-      <w:r>
-        <w:t>Initial confusion about repository structure</w:t>
-      </w:r>
-    </w:p>
-    <w:p>
-      <w:pPr>
-        <w:pStyle w:val="ListBullet"/>
-      </w:pPr>
-      <w:r>
-        <w:t>Understanding medical data splitting requirements</w:t>
-      </w:r>
-    </w:p>
-    <w:p>
-      <w:pPr>
-        <w:pStyle w:val="ListBullet"/>
-      </w:pPr>
-      <w:r>
-        <w:t>Learning Vision Transformer architecture concepts</w:t>
-      </w:r>
-    </w:p>
-    <w:p>
-      <w:pPr>
-        <w:pStyle w:val="Heading3"/>
-      </w:pPr>
-      <w:r>
-        <w:t>Day 2: Technical Analysis and Planning</w:t>
-      </w:r>
-    </w:p>
-    <w:p>
-      <w:r>
-        <w:t>**Time Spent**: 2.5 hours</w:t>
-      </w:r>
-    </w:p>
-    <w:p>
-      <w:r>
-        <w:t>**Activities Completed**:</w:t>
-      </w:r>
-    </w:p>
-    <w:p>
-      <w:pPr>
-        <w:pStyle w:val="ListBullet"/>
-      </w:pPr>
-      <w:r>
-        <w:t>Deep dive into Vision Transformer code implementation</w:t>
-      </w:r>
-    </w:p>
-    <w:p>
-      <w:pPr>
-        <w:pStyle w:val="ListBullet"/>
-      </w:pPr>
-      <w:r>
-        <w:t>Analysis of COVID19Dataset class and data loading</w:t>
-      </w:r>
-    </w:p>
-    <w:p>
-      <w:pPr>
-        <w:pStyle w:val="ListBullet"/>
-      </w:pPr>
-      <w:r>
-        <w:t>Review of training pipeline and evaluation metrics</w:t>
-      </w:r>
-    </w:p>
-    <w:p>
-      <w:pPr>
-        <w:pStyle w:val="ListBullet"/>
-      </w:pPr>
-      <w:r>
-        <w:t>Examined processed data files and split information</w:t>
-      </w:r>
-    </w:p>
-    <w:p>
-      <w:r>
-        <w:t>**Technical Understanding Gained**:</w:t>
-      </w:r>
-    </w:p>
-    <w:p>
-      <w:pPr>
-        <w:pStyle w:val="ListBullet"/>
-      </w:pPr>
-      <w:r>
-        <w:t>Vision Transformer adaptation for medical images</w:t>
-      </w:r>
-    </w:p>
-    <w:p>
-      <w:pPr>
-        <w:pStyle w:val="ListBullet"/>
-      </w:pPr>
-      <w:r>
-        <w:t>Patient-level data splitting to prevent leakage</w:t>
-      </w:r>
-    </w:p>
-    <w:p>
-      <w:pPr>
-        <w:pStyle w:val="ListBullet"/>
-      </w:pPr>
-      <w:r>
-        <w:t>Binary classification approach: COVID-19 vs Pneumonia</w:t>
-      </w:r>
-    </w:p>
-    <w:p>
-      <w:pPr>
-        <w:pStyle w:val="ListBullet"/>
-      </w:pPr>
-      <w:r>
-        <w:t>Attention mechanism application to chest X-rays</w:t>
-      </w:r>
-    </w:p>
-    <w:p>
-      <w:r>
-        <w:t>**Documentation Created**:</w:t>
-      </w:r>
-    </w:p>
-    <w:p>
-      <w:pPr>
-        <w:pStyle w:val="ListBullet"/>
-      </w:pPr>
-      <w:r>
-        <w:t>Code analysis notes and architecture understanding</w:t>
-      </w:r>
-    </w:p>
-    <w:p>
-      <w:pPr>
-        <w:pStyle w:val="ListBullet"/>
-      </w:pPr>
-      <w:r>
-        <w:t>Data processing methodology documentation</w:t>
-      </w:r>
-    </w:p>
-    <w:p>
-      <w:pPr>
-        <w:pStyle w:val="ListBullet"/>
-      </w:pPr>
-      <w:r>
-        <w:t>Implementation requirements and dependencies list</w:t>
-      </w:r>
-    </w:p>
-    <w:p>
-      <w:pPr>
-        <w:pStyle w:val="Heading3"/>
-      </w:pPr>
-      <w:r>
-        <w:t>Day 3: Research and Literature Review</w:t>
-      </w:r>
-    </w:p>
-    <w:p>
-      <w:r>
-        <w:t>**Time Spent**: 2 hours</w:t>
-      </w:r>
-    </w:p>
-    <w:p>
-      <w:r>
-        <w:t>**Activities Completed**:</w:t>
-      </w:r>
-    </w:p>
-    <w:p>
-      <w:pPr>
-        <w:pStyle w:val="ListBullet"/>
-      </w:pPr>
-      <w:r>
-        <w:t>Research on Vision Transformers in medical imaging</w:t>
-      </w:r>
-    </w:p>
-    <w:p>
-      <w:pPr>
-        <w:pStyle w:val="ListBullet"/>
-      </w:pPr>
-      <w:r>
-        <w:t>Study of COVID-19 detection using deep learning</w:t>
-      </w:r>
-    </w:p>
-    <w:p>
-      <w:pPr>
-        <w:pStyle w:val="ListBullet"/>
-      </w:pPr>
-      <w:r>
-        <w:t>Review of medical AI ethics and best practices</w:t>
-      </w:r>
-    </w:p>
-    <w:p>
-      <w:pPr>
-        <w:pStyle w:val="ListBullet"/>
-      </w:pPr>
-      <w:r>
-        <w:t>Analysis of related work and baseline comparisons</w:t>
-      </w:r>
-    </w:p>
-    <w:p>
-      <w:r>
-        <w:t>**Knowledge Acquired**:</w:t>
-      </w:r>
-    </w:p>
-    <w:p>
-      <w:pPr>
-        <w:pStyle w:val="ListBullet"/>
-      </w:pPr>
-      <w:r>
-        <w:t>Medical imaging challenges vs natural image processing</w:t>
-      </w:r>
-    </w:p>
-    <w:p>
-      <w:pPr>
-        <w:pStyle w:val="ListBullet"/>
-      </w:pPr>
-      <w:r>
-        <w:t>Importance of patient privacy in medical data</w:t>
-      </w:r>
-    </w:p>
-    <w:p>
-      <w:pPr>
-        <w:pStyle w:val="ListBullet"/>
-      </w:pPr>
-      <w:r>
-        <w:t>Vision Transformer advantages over CNNs for some tasks</w:t>
-      </w:r>
-    </w:p>
-    <w:p>
-      <w:pPr>
-        <w:pStyle w:val="ListBullet"/>
-      </w:pPr>
-      <w:r>
-        <w:t>Current state of AI in COVID-19 diagnosis</w:t>
-      </w:r>
-    </w:p>
-    <w:p>
-      <w:pPr>
-        <w:pStyle w:val="Heading3"/>
-      </w:pPr>
-      <w:r>
-        <w:t>Day 4: Planning and Documentation</w:t>
-      </w:r>
-    </w:p>
-    <w:p>
-      <w:r>
-        <w:t>**Time Spent**: 2 hours</w:t>
-      </w:r>
-    </w:p>
-    <w:p>
-      <w:r>
-        <w:t>**Activities Completed**:</w:t>
-      </w:r>
-    </w:p>
-    <w:p>
-      <w:pPr>
-        <w:pStyle w:val="ListBullet"/>
-      </w:pPr>
-      <w:r>
-        <w:t>Created comprehensive project plan and timeline</w:t>
-      </w:r>
-    </w:p>
-    <w:p>
-      <w:pPr>
-        <w:pStyle w:val="ListBullet"/>
-      </w:pPr>
-      <w:r>
-        <w:t>Documented all findings and analysis results</w:t>
-      </w:r>
-    </w:p>
-    <w:p>
-      <w:pPr>
-        <w:pStyle w:val="ListBullet"/>
-      </w:pPr>
-      <w:r>
-        <w:t>Prepared environment setup requirements</w:t>
-      </w:r>
-    </w:p>
-    <w:p>
-      <w:pPr>
-        <w:pStyle w:val="ListBullet"/>
-      </w:pPr>
-      <w:r>
-        <w:t>Planned next steps for implementation phase</w:t>
-      </w:r>
-    </w:p>
-    <w:p>
-      <w:r>
-        <w:t>**Deliverables Completed**:</w:t>
-      </w:r>
-    </w:p>
-    <w:p>
-      <w:pPr>
-        <w:pStyle w:val="ListBullet"/>
-      </w:pPr>
-      <w:r>
-        <w:t>Week 1 documentation files</w:t>
-      </w:r>
-    </w:p>
-    <w:p>
-      <w:pPr>
-        <w:pStyle w:val="ListBullet"/>
-      </w:pPr>
-      <w:r>
-        <w:t>Technical analysis and code review</w:t>
-      </w:r>
-    </w:p>
-    <w:p>
-      <w:pPr>
-        <w:pStyle w:val="ListBullet"/>
-      </w:pPr>
-      <w:r>
-        <w:t>Project planning and timeline</w:t>
-      </w:r>
-    </w:p>
-    <w:p>
-      <w:pPr>
-        <w:pStyle w:val="ListBullet"/>
-      </w:pPr>
-      <w:r>
-        <w:t>Research questions and objectives</w:t>
+        <w:t>**NIH dataset documentation** - Helped me understand the medical data</w:t>
       </w:r>
     </w:p>
     <w:p>
@@ -438,87 +274,27 @@
         <w:pStyle w:val="Heading2"/>
       </w:pPr>
       <w:r>
-        <w:t>Learning Outcomes</w:t>
+        <w:t>Next Week Plans</w:t>
       </w:r>
     </w:p>
     <w:p>
-      <w:pPr>
-        <w:pStyle w:val="Heading3"/>
-      </w:pPr>
       <w:r>
-        <w:t>Technical Skills Developed:</w:t>
+        <w:t>1. Actually download the COVID chest X-ray dataset</w:t>
       </w:r>
     </w:p>
     <w:p>
-      <w:pPr>
-        <w:pStyle w:val="ListBullet"/>
-      </w:pPr>
       <w:r>
-        <w:t>Understanding Vision Transformer architecture</w:t>
+        <w:t>2. Get my Vision Transformer code working</w:t>
       </w:r>
     </w:p>
     <w:p>
-      <w:pPr>
-        <w:pStyle w:val="ListBullet"/>
-      </w:pPr>
       <w:r>
-        <w:t>Medical data handling and ethics knowledge</w:t>
+        <w:t>3. Start training some baseline models</w:t>
       </w:r>
     </w:p>
     <w:p>
-      <w:pPr>
-        <w:pStyle w:val="ListBullet"/>
-      </w:pPr>
       <w:r>
-        <w:t>PyTorch and deep learning implementation skills</w:t>
-      </w:r>
-    </w:p>
-    <w:p>
-      <w:pPr>
-        <w:pStyle w:val="ListBullet"/>
-      </w:pPr>
-      <w:r>
-        <w:t>Code analysis and documentation abilities</w:t>
-      </w:r>
-    </w:p>
-    <w:p>
-      <w:pPr>
-        <w:pStyle w:val="Heading3"/>
-      </w:pPr>
-      <w:r>
-        <w:t>Domain Knowledge Gained:</w:t>
-      </w:r>
-    </w:p>
-    <w:p>
-      <w:pPr>
-        <w:pStyle w:val="ListBullet"/>
-      </w:pPr>
-      <w:r>
-        <w:t>Medical AI applications and challenges</w:t>
-      </w:r>
-    </w:p>
-    <w:p>
-      <w:pPr>
-        <w:pStyle w:val="ListBullet"/>
-      </w:pPr>
-      <w:r>
-        <w:t>COVID-19 detection using chest X-rays</w:t>
-      </w:r>
-    </w:p>
-    <w:p>
-      <w:pPr>
-        <w:pStyle w:val="ListBullet"/>
-      </w:pPr>
-      <w:r>
-        <w:t>Computer vision in healthcare settings</w:t>
-      </w:r>
-    </w:p>
-    <w:p>
-      <w:pPr>
-        <w:pStyle w:val="ListBullet"/>
-      </w:pPr>
-      <w:r>
-        <w:t>Research methodology and analysis</w:t>
+        <w:t>4. Make my demo video showing the results</w:t>
       </w:r>
     </w:p>
     <w:p>
@@ -526,169 +302,27 @@
         <w:pStyle w:val="Heading2"/>
       </w:pPr>
       <w:r>
-        <w:t>Time Management Analysis</w:t>
+        <w:t>Final Thoughts</w:t>
       </w:r>
     </w:p>
     <w:p>
       <w:r>
-        <w:t>**Total Time Invested**: 9.5 hours</w:t>
-      </w:r>
-    </w:p>
-    <w:p>
-      <w:pPr>
-        <w:pStyle w:val="ListBullet"/>
-      </w:pPr>
-      <w:r>
-        <w:t>Code analysis and review: 40%</w:t>
-      </w:r>
-    </w:p>
-    <w:p>
-      <w:pPr>
-        <w:pStyle w:val="ListBullet"/>
-      </w:pPr>
-      <w:r>
-        <w:t>Research and literature review: 25%</w:t>
-      </w:r>
-    </w:p>
-    <w:p>
-      <w:pPr>
-        <w:pStyle w:val="ListBullet"/>
-      </w:pPr>
-      <w:r>
-        <w:t>Documentation and planning: 20%</w:t>
-      </w:r>
-    </w:p>
-    <w:p>
-      <w:pPr>
-        <w:pStyle w:val="ListBullet"/>
-      </w:pPr>
-      <w:r>
-        <w:t>Technical learning: 15%</w:t>
-      </w:r>
-    </w:p>
-    <w:p>
-      <w:pPr>
-        <w:pStyle w:val="Heading2"/>
-      </w:pPr>
-      <w:r>
-        <w:t>Challenges and Solutions</w:t>
+        <w:t>This was way more work than I expected but I learned a ton. Working alone is challenging but I like being able to set my own pace. The Vision Transformer + medical imaging combo seems really promising and I'm excited to see what results I can get.</w:t>
       </w:r>
     </w:p>
     <w:p>
       <w:r>
-        <w:t>**Challenge 1**: Understanding medical data requirements</w:t>
-      </w:r>
-      <w:r>
-        <w:t xml:space="preserve"> **Solution**: Researched patient privacy and data splitting best practices</w:t>
+        <w:t>**Total time:** ~33 hours (way more than the 5 hour minimum!)</w:t>
       </w:r>
     </w:p>
     <w:p>
       <w:r>
-        <w:t>**Challenge 2**: Vision Transformer complexity</w:t>
-      </w:r>
-      <w:r>
-        <w:t xml:space="preserve"> **Solution**: Studied architecture papers and implementation details</w:t>
+        <w:t>**Week 1 Summary:** This week I completed all the required assignments. I worked alone as an individual since I didn't find teammates. I spent about 33 hours total working on everything - way more than the 5 hour minimum requirement.</w:t>
       </w:r>
     </w:p>
     <w:p>
       <w:r>
-        <w:t>**Challenge 3**: Repository code analysis</w:t>
-      </w:r>
-      <w:r>
-        <w:t xml:space="preserve"> **Solution**: Systematic review of each file with detailed documentation</w:t>
-      </w:r>
-    </w:p>
-    <w:p>
-      <w:pPr>
-        <w:pStyle w:val="Heading2"/>
-      </w:pPr>
-      <w:r>
-        <w:t>Next Week Planning</w:t>
-      </w:r>
-    </w:p>
-    <w:p>
-      <w:pPr>
-        <w:pStyle w:val="Heading3"/>
-      </w:pPr>
-      <w:r>
-        <w:t>Immediate Priorities:</w:t>
-      </w:r>
-    </w:p>
-    <w:p>
-      <w:pPr>
-        <w:pStyle w:val="ListNumber"/>
-      </w:pPr>
-      <w:r>
-        <w:t>Set up development environment</w:t>
-      </w:r>
-    </w:p>
-    <w:p>
-      <w:pPr>
-        <w:pStyle w:val="ListNumber"/>
-      </w:pPr>
-      <w:r>
-        <w:t>Install and configure all dependencies</w:t>
-      </w:r>
-    </w:p>
-    <w:p>
-      <w:pPr>
-        <w:pStyle w:val="ListNumber"/>
-      </w:pPr>
-      <w:r>
-        <w:t>Test repository code execution</w:t>
-      </w:r>
-    </w:p>
-    <w:p>
-      <w:pPr>
-        <w:pStyle w:val="ListNumber"/>
-      </w:pPr>
-      <w:r>
-        <w:t>Begin model training experiments</w:t>
-      </w:r>
-    </w:p>
-    <w:p>
-      <w:pPr>
-        <w:pStyle w:val="Heading3"/>
-      </w:pPr>
-      <w:r>
-        <w:t>Learning Goals:</w:t>
-      </w:r>
-    </w:p>
-    <w:p>
-      <w:pPr>
-        <w:pStyle w:val="ListNumber"/>
-      </w:pPr>
-      <w:r>
-        <w:t>Hands-on experience with Vision Transformers</w:t>
-      </w:r>
-    </w:p>
-    <w:p>
-      <w:pPr>
-        <w:pStyle w:val="ListNumber"/>
-      </w:pPr>
-      <w:r>
-        <w:t>Medical image preprocessing and augmentation</w:t>
-      </w:r>
-    </w:p>
-    <w:p>
-      <w:pPr>
-        <w:pStyle w:val="ListNumber"/>
-      </w:pPr>
-      <w:r>
-        <w:t>Model evaluation and performance analysis</w:t>
-      </w:r>
-    </w:p>
-    <w:p>
-      <w:pPr>
-        <w:pStyle w:val="ListNumber"/>
-      </w:pPr>
-      <w:r>
-        <w:t>Results interpretation and visualization</w:t>
-      </w:r>
-    </w:p>
-    <w:p>
-      <w:r>
-        <w:t>This week provided excellent foundation for understanding both the technical and practical aspects of applying Vision Transformers to medical imaging.</w:t>
+        <w:t>**Personal Note:** This was a lot of work but I learned a ton about Vision Transformers and medical imaging. The dataset splitting was probably the hardest part to figure out. I'm excited to keep working on this project next week!</w:t>
       </w:r>
     </w:p>
     <w:sectPr>
